--- a/Socolov_var_8_lr_1.docx
+++ b/Socolov_var_8_lr_1.docx
@@ -445,13 +445,47 @@
         <w:rPr>
           <w:b/>
           <w:bCs/>
-        </w:rPr>
-      </w:pPr>
-      <w:r>
-        <w:rPr>
-          <w:b/>
-          <w:bCs/>
-        </w:rPr>
+          <w:lang w:val="en-US"/>
+        </w:rPr>
+      </w:pPr>
+    </w:p>
+    <w:p>
+      <w:pPr>
+        <w:spacing w:after="0"/>
+        <w:jc w:val="both"/>
+        <w:rPr>
+          <w:b/>
+          <w:bCs/>
+          <w:lang w:val="en-US"/>
+        </w:rPr>
+      </w:pPr>
+    </w:p>
+    <w:p>
+      <w:pPr>
+        <w:spacing w:after="0"/>
+        <w:jc w:val="both"/>
+        <w:rPr>
+          <w:b/>
+          <w:bCs/>
+          <w:lang w:val="en-US"/>
+        </w:rPr>
+      </w:pPr>
+    </w:p>
+    <w:p>
+      <w:pPr>
+        <w:spacing w:after="0"/>
+        <w:jc w:val="both"/>
+        <w:rPr>
+          <w:b/>
+          <w:bCs/>
+        </w:rPr>
+      </w:pPr>
+      <w:r>
+        <w:rPr>
+          <w:b/>
+          <w:bCs/>
+        </w:rPr>
+        <w:lastRenderedPageBreak/>
         <w:t>Подзадача 1</w:t>
       </w:r>
     </w:p>
@@ -561,7 +595,6 @@
         <w:jc w:val="both"/>
       </w:pPr>
       <w:r>
-        <w:lastRenderedPageBreak/>
         <w:t xml:space="preserve">Цикл </w:t>
       </w:r>
       <w:proofErr w:type="spellStart"/>
